--- a/data/Dialogues multilateral_Regional Forum on the Ethics of Artificial Intelligence.docx
+++ b/data/Dialogues multilateral_Regional Forum on the Ethics of Artificial Intelligence.docx
@@ -160,7 +160,31 @@
               <w:pStyle w:val="Compact"/>
             </w:pPr>
             <w:r>
-              <w:t xml:space="preserve">Artificial Intelligence; AI Ethics</w:t>
+              <w:t xml:space="preserve">AI Ethics; Artificial Intelligence</w:t>
+            </w:r>
+          </w:p>
+        </w:tc>
+      </w:tr>
+      <w:tr>
+        <w:tc>
+          <w:tcPr/>
+          <w:p>
+            <w:pPr>
+              <w:pStyle w:val="Compact"/>
+            </w:pPr>
+            <w:r>
+              <w:t xml:space="preserve">Data &amp; Governance</w:t>
+            </w:r>
+          </w:p>
+        </w:tc>
+        <w:tc>
+          <w:tcPr/>
+          <w:p>
+            <w:pPr>
+              <w:pStyle w:val="Compact"/>
+            </w:pPr>
+            <w:r>
+              <w:t xml:space="preserve">Digital Ethics</w:t>
             </w:r>
           </w:p>
         </w:tc>
